--- a/study-prep-output/2026-05-29_biology-final/student_downloads/Chloe_Quiz_Bank.docx
+++ b/study-prep-output/2026-05-29_biology-final/student_downloads/Chloe_Quiz_Bank.docx
@@ -462,6 +462,16 @@
     </w:p>
     <w:p>
       <w:r>
+        <w:t>29B. (From your teacher's slide.) The pedigree below tracks attached earlobes — an autosomal recessive trait. Generation I has father (square, unshaded) and mother (circle, SHADED = has attached earlobes). They have several children in Generation II. Individual II-3 is an unshaded square (male, does NOT have attached earlobes). What is the genotype of II-3?</w:t>
+      </w:r>
+    </w:p>
+    <w:p>
+      <w:r>
+        <w:t>Hint: think about what BOTH parents must contribute genetically. Let A = unattached (dominant), a = attached (recessive).</w:t>
+      </w:r>
+    </w:p>
+    <w:p>
+      <w:r>
         <w:t>30. Use a Punnett square to show how a person with blood type A (genotype Iᴬi) and a person with blood type B (genotype Iᴮi) could have a child with any of the 4 blood types. Show your work.</w:t>
       </w:r>
     </w:p>
@@ -556,6 +566,11 @@
       </w:pPr>
       <w:r>
         <w:t>Autosomal dominant. Appears every generation, affects both sexes equally, and affected children come from affected parents.</w:t>
+      </w:r>
+    </w:p>
+    <w:p>
+      <w:r>
+        <w:t>29B. Aa (heterozygous carrier). Reasoning: Mom is shaded → she has attached earlobes → her genotype is aa. Every child must inherit one a from her. II-3 is unshaded (unattached earlobes) → he must have at least one A allele. Combine: one A from dad + one a from mom = Aa. He's a carrier but does not show the trait.</w:t>
       </w:r>
     </w:p>
     <w:p>
